--- a/downloads/teacher/05 Materials/Unit 07/Handouts/Handout 07.10 - Five-Panel Deck Template and Peer Review.docx
+++ b/downloads/teacher/05 Materials/Unit 07/Handouts/Handout 07.10 - Five-Panel Deck Template and Peer Review.docx
@@ -3848,114 +3848,6 @@
       <w:r>
         <w:t xml:space="preserve">Score the reviewer’s sheet complete, partial, or missing for daily work:</w:t>
       </w:r>
-      <w:r>
-        <w:t xml:space="preserve"> </w:t>
-      </w:r>
-      <w:r>
-        <w:t xml:space="preserve">-</w:t>
-      </w:r>
-      <w:r>
-        <w:t xml:space="preserve"> </w:t>
-      </w:r>
-      <w:r>
-        <w:rPr>
-          <w:b/>
-        </w:rPr>
-        <w:t xml:space="preserve">Complete:</w:t>
-      </w:r>
-      <w:r>
-        <w:t xml:space="preserve"> </w:t>
-      </w:r>
-      <w:r>
-        <w:t xml:space="preserve">the six parts marked, the panel checks marked, both written pieces naming something observable, and the judge question written.</w:t>
-      </w:r>
-      <w:r>
-        <w:t xml:space="preserve"> </w:t>
-      </w:r>
-      <w:r>
-        <w:t xml:space="preserve">-</w:t>
-      </w:r>
-      <w:r>
-        <w:t xml:space="preserve"> </w:t>
-      </w:r>
-      <w:r>
-        <w:rPr>
-          <w:b/>
-        </w:rPr>
-        <w:t xml:space="preserve">Partial:</w:t>
-      </w:r>
-      <w:r>
-        <w:t xml:space="preserve"> </w:t>
-      </w:r>
-      <w:r>
-        <w:t xml:space="preserve">marks present but the written feedback says</w:t>
-      </w:r>
-      <w:r>
-        <w:t xml:space="preserve"> </w:t>
-      </w:r>
-      <w:r>
-        <w:t xml:space="preserve">“</w:t>
-      </w:r>
-      <w:r>
-        <w:t xml:space="preserve">good job</w:t>
-      </w:r>
-      <w:r>
-        <w:t xml:space="preserve">”</w:t>
-      </w:r>
-      <w:r>
-        <w:t xml:space="preserve"> </w:t>
-      </w:r>
-      <w:r>
-        <w:t xml:space="preserve">or names a feeling.</w:t>
-      </w:r>
-      <w:r>
-        <w:t xml:space="preserve"> </w:t>
-      </w:r>
-      <w:r>
-        <w:t xml:space="preserve">-</w:t>
-      </w:r>
-      <w:r>
-        <w:t xml:space="preserve"> </w:t>
-      </w:r>
-      <w:r>
-        <w:rPr>
-          <w:b/>
-        </w:rPr>
-        <w:t xml:space="preserve">Missing:</w:t>
-      </w:r>
-      <w:r>
-        <w:t xml:space="preserve"> </w:t>
-      </w:r>
-      <w:r>
-        <w:t xml:space="preserve">not turned in or fewer than half marked.</w:t>
-      </w:r>
-    </w:p>
-    <w:p>
-      <w:pPr>
-        <w:pStyle w:val="BodyText"/>
-      </w:pPr>
-      <w:r>
-        <w:rPr>
-          <w:b/>
-        </w:rPr>
-        <w:t xml:space="preserve">The two written revisions are the load-bearing part of this handout for the reviewed team.</w:t>
-      </w:r>
-      <w:r>
-        <w:t xml:space="preserve"> </w:t>
-      </w:r>
-      <w:r>
-        <w:t xml:space="preserve">They are the evidence that separates Meets from Approaching on criterion 6, and the Exceeds level requires both written with a reason. Say that out loud before the round starts.</w:t>
-      </w:r>
-    </w:p>
-    <w:p>
-      <w:pPr>
-        <w:pStyle w:val="Heading3"/>
-      </w:pPr>
-      <w:bookmarkStart w:id="47" w:name="X5fd26d3ac711570dd29f5b0149f0a89bed020a3"/>
-      <w:r>
-        <w:t xml:space="preserve">Stuck-team protocol, in order (from the lesson)</w:t>
-      </w:r>
-      <w:bookmarkEnd w:id="47"/>
     </w:p>
     <w:p>
       <w:pPr>
@@ -3966,7 +3858,16 @@
         <w:pStyle w:val="Compact"/>
       </w:pPr>
       <w:r>
-        <w:t xml:space="preserve">Read their own problem sentence back to them from their filter sheet.</w:t>
+        <w:rPr>
+          <w:b/>
+        </w:rPr>
+        <w:t xml:space="preserve">Complete:</w:t>
+      </w:r>
+      <w:r>
+        <w:t xml:space="preserve"> </w:t>
+      </w:r>
+      <w:r>
+        <w:t xml:space="preserve">the six parts marked, the panel checks marked, both written pieces naming something observable, and the judge question written.</w:t>
       </w:r>
     </w:p>
     <w:p>
@@ -3978,19 +3879,34 @@
         <w:pStyle w:val="Compact"/>
       </w:pPr>
       <w:r>
-        <w:t xml:space="preserve">Ask the physical question:</w:t>
+        <w:rPr>
+          <w:b/>
+        </w:rPr>
+        <w:t xml:space="preserve">Partial:</w:t>
       </w:r>
       <w:r>
         <w:t xml:space="preserve"> </w:t>
       </w:r>
       <w:r>
+        <w:t xml:space="preserve">marks present but the written feedback says</w:t>
+      </w:r>
+      <w:r>
+        <w:t xml:space="preserve"> </w:t>
+      </w:r>
+      <w:r>
         <w:t xml:space="preserve">“</w:t>
       </w:r>
       <w:r>
-        <w:t xml:space="preserve">What are you handing a judge Friday? Point at it.</w:t>
+        <w:t xml:space="preserve">good job</w:t>
       </w:r>
       <w:r>
         <w:t xml:space="preserve">”</w:t>
+      </w:r>
+      <w:r>
+        <w:t xml:space="preserve"> </w:t>
+      </w:r>
+      <w:r>
+        <w:t xml:space="preserve">or names a feeling.</w:t>
       </w:r>
     </w:p>
     <w:p>
@@ -4002,105 +3918,44 @@
         <w:pStyle w:val="Compact"/>
       </w:pPr>
       <w:r>
-        <w:t xml:space="preserve">Give the smallest possible version and a ten-minute deadline:</w:t>
+        <w:rPr>
+          <w:b/>
+        </w:rPr>
+        <w:t xml:space="preserve">Missing:</w:t>
       </w:r>
       <w:r>
         <w:t xml:space="preserve"> </w:t>
       </w:r>
       <w:r>
-        <w:t xml:space="preserve">“</w:t>
-      </w:r>
-      <w:r>
-        <w:t xml:space="preserve">Panel 1 and the prototype. Nothing else. Go.</w:t>
-      </w:r>
-      <w:r>
-        <w:t xml:space="preserve">”</w:t>
-      </w:r>
-    </w:p>
-    <w:p>
-      <w:pPr>
-        <w:numPr>
-          <w:ilvl w:val="0"/>
-          <w:numId w:val="1003"/>
-        </w:numPr>
-        <w:pStyle w:val="Compact"/>
-      </w:pPr>
-      <w:r>
-        <w:t xml:space="preserve">Split two arguing members onto different panels, physically apart, reconvene at ten minutes. Hand the clock back to the CEO out loud.</w:t>
-      </w:r>
-    </w:p>
-    <w:p>
-      <w:pPr>
-        <w:numPr>
-          <w:ilvl w:val="0"/>
-          <w:numId w:val="1003"/>
-        </w:numPr>
-        <w:pStyle w:val="Compact"/>
-      </w:pPr>
-      <w:r>
-        <w:t xml:space="preserve">If the idea genuinely does not work, say so plainly and give the fallback:</w:t>
+        <w:t xml:space="preserve">not turned in or fewer than half marked.</w:t>
+      </w:r>
+    </w:p>
+    <w:p>
+      <w:pPr>
+        <w:pStyle w:val="FirstParagraph"/>
+      </w:pPr>
+      <w:r>
+        <w:rPr>
+          <w:b/>
+        </w:rPr>
+        <w:t xml:space="preserve">The two written revisions are the load-bearing part of this handout for the reviewed team.</w:t>
       </w:r>
       <w:r>
         <w:t xml:space="preserve"> </w:t>
       </w:r>
       <w:r>
-        <w:rPr>
-          <w:b/>
-        </w:rPr>
-        <w:t xml:space="preserve">an honest pitch that names what they found out.</w:t>
-      </w:r>
-      <w:r>
-        <w:rPr>
-          <w:b/>
-        </w:rPr>
-        <w:t xml:space="preserve"> </w:t>
-      </w:r>
-      <w:r>
-        <w:rPr>
-          <w:b/>
-        </w:rPr>
-        <w:t xml:space="preserve">“</w:t>
-      </w:r>
-      <w:r>
-        <w:rPr>
-          <w:b/>
-        </w:rPr>
-        <w:t xml:space="preserve">We tested this and here is why it does not work at this price</w:t>
-      </w:r>
-      <w:r>
-        <w:rPr>
-          <w:b/>
-        </w:rPr>
-        <w:t xml:space="preserve">”</w:t>
-      </w:r>
-      <w:r>
-        <w:rPr>
-          <w:b/>
-        </w:rPr>
-        <w:t xml:space="preserve"> </w:t>
-      </w:r>
-      <w:r>
-        <w:rPr>
-          <w:b/>
-        </w:rPr>
-        <w:t xml:space="preserve">is a real pitch and it scores at Meets on criterion 6.</w:t>
-      </w:r>
-      <w:r>
-        <w:t xml:space="preserve"> </w:t>
-      </w:r>
-      <w:r>
-        <w:t xml:space="preserve">Do not let a team spend Friday pretending.</w:t>
+        <w:t xml:space="preserve">They are the evidence that separates Meets from Approaching on criterion 6, and the Exceeds level requires both written with a reason. Say that out loud before the round starts.</w:t>
       </w:r>
     </w:p>
     <w:p>
       <w:pPr>
         <w:pStyle w:val="Heading3"/>
       </w:pPr>
-      <w:bookmarkStart w:id="48" w:name="when-a-team-finishes-early-in-order"/>
-      <w:r>
-        <w:t xml:space="preserve">When a team finishes early, in order</w:t>
-      </w:r>
-      <w:bookmarkEnd w:id="48"/>
+      <w:bookmarkStart w:id="47" w:name="X5fd26d3ac711570dd29f5b0149f0a89bed020a3"/>
+      <w:r>
+        <w:t xml:space="preserve">Stuck-team protocol, in order (from the lesson)</w:t>
+      </w:r>
+      <w:bookmarkEnd w:id="47"/>
     </w:p>
     <w:p>
       <w:pPr>
@@ -4111,7 +3966,7 @@
         <w:pStyle w:val="Compact"/>
       </w:pPr>
       <w:r>
-        <w:t xml:space="preserve">Rehearse two more times, standing, timed.</w:t>
+        <w:t xml:space="preserve">Read their own problem sentence back to them from their filter sheet.</w:t>
       </w:r>
     </w:p>
     <w:p>
@@ -4123,7 +3978,19 @@
         <w:pStyle w:val="Compact"/>
       </w:pPr>
       <w:r>
-        <w:t xml:space="preserve">Write three judge questions and answers on index cards behind panel 5. Give them the three you would ask: what is your margin; who already does this and why would somebody pick you; what is the first thing you would do with the money.</w:t>
+        <w:t xml:space="preserve">Ask the physical question:</w:t>
+      </w:r>
+      <w:r>
+        <w:t xml:space="preserve"> </w:t>
+      </w:r>
+      <w:r>
+        <w:t xml:space="preserve">“</w:t>
+      </w:r>
+      <w:r>
+        <w:t xml:space="preserve">What are you handing a judge Friday? Point at it.</w:t>
+      </w:r>
+      <w:r>
+        <w:t xml:space="preserve">”</w:t>
       </w:r>
     </w:p>
     <w:p>
@@ -4135,19 +4002,19 @@
         <w:pStyle w:val="Compact"/>
       </w:pPr>
       <w:r>
-        <w:t xml:space="preserve">Improve the prototype in</w:t>
+        <w:t xml:space="preserve">Give the smallest possible version and a ten-minute deadline:</w:t>
       </w:r>
       <w:r>
         <w:t xml:space="preserve"> </w:t>
       </w:r>
       <w:r>
-        <w:rPr>
-          <w:b/>
-        </w:rPr>
-        <w:t xml:space="preserve">one named way</w:t>
-      </w:r>
-      <w:r>
-        <w:t xml:space="preserve">: a second size, a price tag, a label, a second menu item, a second floor plan option.</w:t>
+        <w:t xml:space="preserve">“</w:t>
+      </w:r>
+      <w:r>
+        <w:t xml:space="preserve">Panel 1 and the prototype. Nothing else. Go.</w:t>
+      </w:r>
+      <w:r>
+        <w:t xml:space="preserve">”</w:t>
       </w:r>
     </w:p>
     <w:p>
@@ -4159,16 +4026,7 @@
         <w:pStyle w:val="Compact"/>
       </w:pPr>
       <w:r>
-        <w:rPr>
-          <w:b/>
-        </w:rPr>
-        <w:t xml:space="preserve">Consult for another team.</w:t>
-      </w:r>
-      <w:r>
-        <w:t xml:space="preserve"> </w:t>
-      </w:r>
-      <w:r>
-        <w:t xml:space="preserve">They may ask questions and read the rubric aloud to that team. They may not draw on that team’s poster. This is on criterion 3’s Exceeds level, so name it as real work.</w:t>
+        <w:t xml:space="preserve">Split two arguing members onto different panels, physically apart, reconvene at ten minutes. Hand the clock back to the CEO out loud.</w:t>
       </w:r>
     </w:p>
     <w:p>
@@ -4176,6 +4034,148 @@
         <w:numPr>
           <w:ilvl w:val="0"/>
           <w:numId w:val="1004"/>
+        </w:numPr>
+        <w:pStyle w:val="Compact"/>
+      </w:pPr>
+      <w:r>
+        <w:t xml:space="preserve">If the idea genuinely does not work, say so plainly and give the fallback:</w:t>
+      </w:r>
+      <w:r>
+        <w:t xml:space="preserve"> </w:t>
+      </w:r>
+      <w:r>
+        <w:rPr>
+          <w:b/>
+        </w:rPr>
+        <w:t xml:space="preserve">an honest pitch that names what they found out.</w:t>
+      </w:r>
+      <w:r>
+        <w:rPr>
+          <w:b/>
+        </w:rPr>
+        <w:t xml:space="preserve"> </w:t>
+      </w:r>
+      <w:r>
+        <w:rPr>
+          <w:b/>
+        </w:rPr>
+        <w:t xml:space="preserve">“</w:t>
+      </w:r>
+      <w:r>
+        <w:rPr>
+          <w:b/>
+        </w:rPr>
+        <w:t xml:space="preserve">We tested this and here is why it does not work at this price</w:t>
+      </w:r>
+      <w:r>
+        <w:rPr>
+          <w:b/>
+        </w:rPr>
+        <w:t xml:space="preserve">”</w:t>
+      </w:r>
+      <w:r>
+        <w:rPr>
+          <w:b/>
+        </w:rPr>
+        <w:t xml:space="preserve"> </w:t>
+      </w:r>
+      <w:r>
+        <w:rPr>
+          <w:b/>
+        </w:rPr>
+        <w:t xml:space="preserve">is a real pitch and it scores at Meets on criterion 6.</w:t>
+      </w:r>
+      <w:r>
+        <w:t xml:space="preserve"> </w:t>
+      </w:r>
+      <w:r>
+        <w:t xml:space="preserve">Do not let a team spend Friday pretending.</w:t>
+      </w:r>
+    </w:p>
+    <w:p>
+      <w:pPr>
+        <w:pStyle w:val="Heading3"/>
+      </w:pPr>
+      <w:bookmarkStart w:id="48" w:name="when-a-team-finishes-early-in-order"/>
+      <w:r>
+        <w:t xml:space="preserve">When a team finishes early, in order</w:t>
+      </w:r>
+      <w:bookmarkEnd w:id="48"/>
+    </w:p>
+    <w:p>
+      <w:pPr>
+        <w:numPr>
+          <w:ilvl w:val="0"/>
+          <w:numId w:val="1005"/>
+        </w:numPr>
+        <w:pStyle w:val="Compact"/>
+      </w:pPr>
+      <w:r>
+        <w:t xml:space="preserve">Rehearse two more times, standing, timed.</w:t>
+      </w:r>
+    </w:p>
+    <w:p>
+      <w:pPr>
+        <w:numPr>
+          <w:ilvl w:val="0"/>
+          <w:numId w:val="1005"/>
+        </w:numPr>
+        <w:pStyle w:val="Compact"/>
+      </w:pPr>
+      <w:r>
+        <w:t xml:space="preserve">Write three judge questions and answers on index cards behind panel 5. Give them the three you would ask: what is your margin; who already does this and why would somebody pick you; what is the first thing you would do with the money.</w:t>
+      </w:r>
+    </w:p>
+    <w:p>
+      <w:pPr>
+        <w:numPr>
+          <w:ilvl w:val="0"/>
+          <w:numId w:val="1005"/>
+        </w:numPr>
+        <w:pStyle w:val="Compact"/>
+      </w:pPr>
+      <w:r>
+        <w:t xml:space="preserve">Improve the prototype in</w:t>
+      </w:r>
+      <w:r>
+        <w:t xml:space="preserve"> </w:t>
+      </w:r>
+      <w:r>
+        <w:rPr>
+          <w:b/>
+        </w:rPr>
+        <w:t xml:space="preserve">one named way</w:t>
+      </w:r>
+      <w:r>
+        <w:t xml:space="preserve">: a second size, a price tag, a label, a second menu item, a second floor plan option.</w:t>
+      </w:r>
+    </w:p>
+    <w:p>
+      <w:pPr>
+        <w:numPr>
+          <w:ilvl w:val="0"/>
+          <w:numId w:val="1005"/>
+        </w:numPr>
+        <w:pStyle w:val="Compact"/>
+      </w:pPr>
+      <w:r>
+        <w:rPr>
+          <w:b/>
+        </w:rPr>
+        <w:t xml:space="preserve">Consult for another team.</w:t>
+      </w:r>
+      <w:r>
+        <w:t xml:space="preserve"> </w:t>
+      </w:r>
+      <w:r>
+        <w:t xml:space="preserve">They may ask questions and read the rubric aloud to that team. They may not draw on that team’s poster. This is on criterion 3’s Exceeds level, so name it as real work.</w:t>
+      </w:r>
+    </w:p>
+    <w:p>
+      <w:pPr>
+        <w:numPr>
+          <w:ilvl w:val="0"/>
+          <w:numId w:val="1005"/>
         </w:numPr>
         <w:pStyle w:val="Compact"/>
       </w:pPr>
@@ -4636,6 +4636,9 @@
     <w:abstractNumId w:val="991"/>
   </w:num>
   <w:num w:numId="1003">
+    <w:abstractNumId w:val="991"/>
+  </w:num>
+  <w:num w:numId="1004">
     <w:abstractNumId w:val="99411"/>
     <w:lvlOverride w:ilvl="0">
       <w:startOverride w:val="1"/>
@@ -4665,7 +4668,7 @@
       <w:startOverride w:val="1"/>
     </w:lvlOverride>
   </w:num>
-  <w:num w:numId="1004">
+  <w:num w:numId="1005">
     <w:abstractNumId w:val="99411"/>
     <w:lvlOverride w:ilvl="0">
       <w:startOverride w:val="1"/>
